--- a/drafts/initial_submission_info.docx
+++ b/drafts/initial_submission_info.docx
@@ -62,20 +62,8 @@
           <w:sz w:val="24"/>
           <w:szCs w:val="24"/>
         </w:rPr>
-        <w:t xml:space="preserve">Nicole </w:t>
-      </w:r>
-      <w:proofErr w:type="spellStart"/>
-      <w:r>
-        <w:rPr>
-          <w:rFonts w:ascii="Arial" w:hAnsi="Arial"/>
-          <w:b/>
-          <w:bCs/>
-          <w:sz w:val="24"/>
-          <w:szCs w:val="24"/>
-        </w:rPr>
-        <w:t>Creanza</w:t>
-      </w:r>
-      <w:proofErr w:type="spellEnd"/>
+        <w:t>Nicole Creanza</w:t>
+      </w:r>
     </w:p>
     <w:p>
       <w:pPr>
@@ -366,39 +354,7 @@
     </w:p>
     <w:p>
       <w:pPr>
-        <w:rPr>
-          <w:rFonts w:ascii="Arial" w:hAnsi="Arial"/>
-          <w:sz w:val="24"/>
-          <w:szCs w:val="24"/>
-        </w:rPr>
-      </w:pPr>
-      <w:r>
-        <w:rPr>
-          <w:rFonts w:ascii="Arial" w:hAnsi="Arial"/>
-          <w:sz w:val="24"/>
-          <w:szCs w:val="24"/>
-        </w:rPr>
-        <w:t>Need one more….</w:t>
-      </w:r>
-    </w:p>
-    <w:p>
-      <w:pPr>
-        <w:rPr>
-          <w:rFonts w:ascii="Arial" w:hAnsi="Arial"/>
-          <w:sz w:val="24"/>
-          <w:szCs w:val="24"/>
-        </w:rPr>
-      </w:pPr>
-    </w:p>
-    <w:p>
-      <w:pPr>
-        <w:rPr>
-          <w:rFonts w:ascii="Arial" w:hAnsi="Arial"/>
-          <w:sz w:val="24"/>
-          <w:szCs w:val="24"/>
-        </w:rPr>
-      </w:pPr>
-      <w:r>
+        <w:spacing w:after="0"/>
         <w:rPr>
           <w:rFonts w:ascii="Arial" w:hAnsi="Arial"/>
           <w:b/>
@@ -406,33 +362,6 @@
           <w:sz w:val="24"/>
           <w:szCs w:val="24"/>
         </w:rPr>
-        <w:t xml:space="preserve">Conflict of Interests: </w:t>
-      </w:r>
-      <w:r>
-        <w:rPr>
-          <w:rFonts w:ascii="Arial" w:hAnsi="Arial"/>
-          <w:sz w:val="24"/>
-          <w:szCs w:val="24"/>
-        </w:rPr>
-        <w:t xml:space="preserve">Authors declare no conflicts of interest. </w:t>
-      </w:r>
-    </w:p>
-    <w:p>
-      <w:pPr>
-        <w:rPr>
-          <w:rFonts w:ascii="Arial" w:hAnsi="Arial"/>
-          <w:sz w:val="24"/>
-          <w:szCs w:val="24"/>
-        </w:rPr>
-      </w:pPr>
-    </w:p>
-    <w:p>
-      <w:pPr>
-        <w:rPr>
-          <w:rFonts w:ascii="Arial" w:hAnsi="Arial"/>
-          <w:sz w:val="24"/>
-          <w:szCs w:val="24"/>
-        </w:rPr>
       </w:pPr>
       <w:r>
         <w:rPr>
@@ -442,6 +371,156 @@
           <w:sz w:val="24"/>
           <w:szCs w:val="24"/>
         </w:rPr>
+        <w:t>David Nicholson</w:t>
+      </w:r>
+    </w:p>
+    <w:p>
+      <w:pPr>
+        <w:spacing w:after="0"/>
+        <w:rPr>
+          <w:rFonts w:ascii="Arial" w:hAnsi="Arial"/>
+          <w:sz w:val="24"/>
+          <w:szCs w:val="24"/>
+        </w:rPr>
+      </w:pPr>
+      <w:r>
+        <w:rPr>
+          <w:rFonts w:ascii="Arial" w:hAnsi="Arial"/>
+          <w:sz w:val="24"/>
+          <w:szCs w:val="24"/>
+        </w:rPr>
+        <w:t>Principal Investigator and Research Software Engineer</w:t>
+      </w:r>
+    </w:p>
+    <w:p>
+      <w:pPr>
+        <w:spacing w:after="0"/>
+        <w:rPr>
+          <w:rFonts w:ascii="Arial" w:hAnsi="Arial"/>
+          <w:sz w:val="24"/>
+          <w:szCs w:val="24"/>
+        </w:rPr>
+      </w:pPr>
+      <w:r>
+        <w:rPr>
+          <w:rFonts w:ascii="Arial" w:hAnsi="Arial"/>
+          <w:sz w:val="24"/>
+          <w:szCs w:val="24"/>
+        </w:rPr>
+        <w:t>BAE FAST Labs</w:t>
+      </w:r>
+    </w:p>
+    <w:p>
+      <w:pPr>
+        <w:spacing w:after="0"/>
+        <w:rPr>
+          <w:rFonts w:ascii="Arial" w:hAnsi="Arial"/>
+          <w:sz w:val="24"/>
+          <w:szCs w:val="24"/>
+        </w:rPr>
+      </w:pPr>
+      <w:hyperlink r:id="rId9" w:history="1">
+        <w:r>
+          <w:rPr>
+            <w:rStyle w:val="Hyperlink"/>
+            <w:rFonts w:ascii="Arial" w:hAnsi="Arial"/>
+            <w:sz w:val="24"/>
+            <w:szCs w:val="24"/>
+          </w:rPr>
+          <w:t>nicholdav@gmail.com</w:t>
+        </w:r>
+      </w:hyperlink>
+    </w:p>
+    <w:p>
+      <w:pPr>
+        <w:spacing w:after="0"/>
+        <w:rPr>
+          <w:rFonts w:ascii="Arial" w:hAnsi="Arial"/>
+          <w:sz w:val="24"/>
+          <w:szCs w:val="24"/>
+        </w:rPr>
+      </w:pPr>
+      <w:r>
+        <w:rPr>
+          <w:rFonts w:ascii="Arial" w:hAnsi="Arial"/>
+          <w:sz w:val="24"/>
+          <w:szCs w:val="24"/>
+        </w:rPr>
+        <w:t>https://nicholdav.info/about.html</w:t>
+      </w:r>
+    </w:p>
+    <w:p>
+      <w:pPr>
+        <w:rPr>
+          <w:rFonts w:ascii="Arial" w:hAnsi="Arial"/>
+          <w:sz w:val="24"/>
+          <w:szCs w:val="24"/>
+        </w:rPr>
+      </w:pPr>
+    </w:p>
+    <w:p>
+      <w:pPr>
+        <w:rPr>
+          <w:rFonts w:ascii="Arial" w:hAnsi="Arial"/>
+          <w:sz w:val="24"/>
+          <w:szCs w:val="24"/>
+        </w:rPr>
+      </w:pPr>
+    </w:p>
+    <w:p>
+      <w:pPr>
+        <w:rPr>
+          <w:rFonts w:ascii="Arial" w:hAnsi="Arial"/>
+          <w:sz w:val="24"/>
+          <w:szCs w:val="24"/>
+        </w:rPr>
+      </w:pPr>
+      <w:r>
+        <w:rPr>
+          <w:rFonts w:ascii="Arial" w:hAnsi="Arial"/>
+          <w:b/>
+          <w:bCs/>
+          <w:sz w:val="24"/>
+          <w:szCs w:val="24"/>
+        </w:rPr>
+        <w:t xml:space="preserve">Conflict of Interests: </w:t>
+      </w:r>
+      <w:r>
+        <w:rPr>
+          <w:rFonts w:ascii="Arial" w:hAnsi="Arial"/>
+          <w:sz w:val="24"/>
+          <w:szCs w:val="24"/>
+        </w:rPr>
+        <w:t xml:space="preserve">Authors declare no conflicts of interest. </w:t>
+      </w:r>
+    </w:p>
+    <w:p>
+      <w:pPr>
+        <w:rPr>
+          <w:rFonts w:ascii="Arial" w:hAnsi="Arial"/>
+          <w:b/>
+          <w:bCs/>
+          <w:sz w:val="24"/>
+          <w:szCs w:val="24"/>
+        </w:rPr>
+      </w:pPr>
+    </w:p>
+    <w:p>
+      <w:pPr>
+        <w:rPr>
+          <w:rFonts w:ascii="Arial" w:hAnsi="Arial"/>
+          <w:sz w:val="24"/>
+          <w:szCs w:val="24"/>
+        </w:rPr>
+      </w:pPr>
+      <w:r>
+        <w:rPr>
+          <w:rFonts w:ascii="Arial" w:hAnsi="Arial"/>
+          <w:b/>
+          <w:bCs/>
+          <w:sz w:val="24"/>
+          <w:szCs w:val="24"/>
+        </w:rPr>
         <w:t xml:space="preserve">Author Contributions: </w:t>
       </w:r>
       <w:r>
@@ -470,23 +549,24 @@
           <w:szCs w:val="24"/>
         </w:rPr>
       </w:pPr>
-    </w:p>
-    <w:p>
-      <w:pPr>
-        <w:rPr>
-          <w:rFonts w:ascii="Arial" w:hAnsi="Arial"/>
-          <w:sz w:val="24"/>
-          <w:szCs w:val="24"/>
-        </w:rPr>
-      </w:pPr>
-      <w:r>
-        <w:rPr>
-          <w:rFonts w:ascii="Arial" w:hAnsi="Arial"/>
+      <w:r>
+        <w:rPr>
+          <w:rFonts w:ascii="Arial" w:hAnsi="Arial"/>
+          <w:b/>
+          <w:bCs/>
           <w:sz w:val="24"/>
           <w:szCs w:val="24"/>
         </w:rPr>
         <w:lastRenderedPageBreak/>
-        <w:t>Funding:</w:t>
+        <w:t>Funding</w:t>
+      </w:r>
+      <w:r>
+        <w:rPr>
+          <w:rFonts w:ascii="Arial" w:hAnsi="Arial"/>
+          <w:sz w:val="24"/>
+          <w:szCs w:val="24"/>
+        </w:rPr>
+        <w:t>:</w:t>
       </w:r>
     </w:p>
     <w:p>
@@ -507,9 +587,9 @@
       </w:r>
     </w:p>
     <w:sectPr>
-      <w:headerReference w:type="first" r:id="rId9"/>
+      <w:headerReference w:type="first" r:id="rId10"/>
       <w:pgSz w:w="12240" w:h="15840" w:code="1"/>
-      <w:pgMar w:top="1800" w:right="1800" w:bottom="1800" w:left="2635" w:header="720" w:footer="720" w:gutter="0"/>
+      <w:pgMar w:top="1440" w:right="1440" w:bottom="1440" w:left="1440" w:header="720" w:footer="720" w:gutter="0"/>
       <w:cols w:space="720"/>
       <w:titlePg/>
       <w:docGrid w:linePitch="360"/>
@@ -1005,16 +1085,14 @@
     <w:pPr>
       <w:keepNext/>
       <w:keepLines/>
-      <w:spacing w:before="360" w:after="80" w:line="278" w:lineRule="auto"/>
+      <w:spacing w:before="360" w:after="80"/>
       <w:outlineLvl w:val="0"/>
     </w:pPr>
     <w:rPr>
       <w:rFonts w:asciiTheme="majorHAnsi" w:eastAsiaTheme="majorEastAsia" w:hAnsiTheme="majorHAnsi" w:cstheme="majorBidi"/>
       <w:color w:val="0F4761" w:themeColor="accent1" w:themeShade="BF"/>
-      <w:kern w:val="2"/>
       <w:sz w:val="40"/>
       <w:szCs w:val="40"/>
-      <w14:ligatures w14:val="standardContextual"/>
     </w:rPr>
   </w:style>
   <w:style w:type="paragraph" w:styleId="Heading2">
@@ -1030,16 +1108,14 @@
     <w:pPr>
       <w:keepNext/>
       <w:keepLines/>
-      <w:spacing w:before="160" w:after="80" w:line="278" w:lineRule="auto"/>
+      <w:spacing w:before="160" w:after="80"/>
       <w:outlineLvl w:val="1"/>
     </w:pPr>
     <w:rPr>
       <w:rFonts w:asciiTheme="majorHAnsi" w:eastAsiaTheme="majorEastAsia" w:hAnsiTheme="majorHAnsi" w:cstheme="majorBidi"/>
       <w:color w:val="0F4761" w:themeColor="accent1" w:themeShade="BF"/>
-      <w:kern w:val="2"/>
       <w:sz w:val="32"/>
       <w:szCs w:val="32"/>
-      <w14:ligatures w14:val="standardContextual"/>
     </w:rPr>
   </w:style>
   <w:style w:type="paragraph" w:styleId="Heading3">
@@ -1055,16 +1131,14 @@
     <w:pPr>
       <w:keepNext/>
       <w:keepLines/>
-      <w:spacing w:before="160" w:after="80" w:line="278" w:lineRule="auto"/>
+      <w:spacing w:before="160" w:after="80"/>
       <w:outlineLvl w:val="2"/>
     </w:pPr>
     <w:rPr>
-      <w:rFonts w:asciiTheme="minorHAnsi" w:eastAsiaTheme="majorEastAsia" w:hAnsiTheme="minorHAnsi" w:cstheme="majorBidi"/>
+      <w:rFonts w:eastAsiaTheme="majorEastAsia" w:cstheme="majorBidi"/>
       <w:color w:val="0F4761" w:themeColor="accent1" w:themeShade="BF"/>
-      <w:kern w:val="2"/>
       <w:sz w:val="28"/>
       <w:szCs w:val="28"/>
-      <w14:ligatures w14:val="standardContextual"/>
     </w:rPr>
   </w:style>
   <w:style w:type="paragraph" w:styleId="Heading4">
@@ -1080,18 +1154,14 @@
     <w:pPr>
       <w:keepNext/>
       <w:keepLines/>
-      <w:spacing w:before="80" w:after="40" w:line="278" w:lineRule="auto"/>
+      <w:spacing w:before="80" w:after="40"/>
       <w:outlineLvl w:val="3"/>
     </w:pPr>
     <w:rPr>
-      <w:rFonts w:asciiTheme="minorHAnsi" w:eastAsiaTheme="majorEastAsia" w:hAnsiTheme="minorHAnsi" w:cstheme="majorBidi"/>
+      <w:rFonts w:eastAsiaTheme="majorEastAsia" w:cstheme="majorBidi"/>
       <w:i/>
       <w:iCs/>
       <w:color w:val="0F4761" w:themeColor="accent1" w:themeShade="BF"/>
-      <w:kern w:val="2"/>
-      <w:sz w:val="24"/>
-      <w:szCs w:val="24"/>
-      <w14:ligatures w14:val="standardContextual"/>
     </w:rPr>
   </w:style>
   <w:style w:type="paragraph" w:styleId="Heading5">
@@ -1107,16 +1177,12 @@
     <w:pPr>
       <w:keepNext/>
       <w:keepLines/>
-      <w:spacing w:before="80" w:after="40" w:line="278" w:lineRule="auto"/>
+      <w:spacing w:before="80" w:after="40"/>
       <w:outlineLvl w:val="4"/>
     </w:pPr>
     <w:rPr>
-      <w:rFonts w:asciiTheme="minorHAnsi" w:eastAsiaTheme="majorEastAsia" w:hAnsiTheme="minorHAnsi" w:cstheme="majorBidi"/>
+      <w:rFonts w:eastAsiaTheme="majorEastAsia" w:cstheme="majorBidi"/>
       <w:color w:val="0F4761" w:themeColor="accent1" w:themeShade="BF"/>
-      <w:kern w:val="2"/>
-      <w:sz w:val="24"/>
-      <w:szCs w:val="24"/>
-      <w14:ligatures w14:val="standardContextual"/>
     </w:rPr>
   </w:style>
   <w:style w:type="paragraph" w:styleId="Heading6">
@@ -1132,18 +1198,14 @@
     <w:pPr>
       <w:keepNext/>
       <w:keepLines/>
-      <w:spacing w:before="40" w:after="0" w:line="278" w:lineRule="auto"/>
+      <w:spacing w:before="40" w:after="0"/>
       <w:outlineLvl w:val="5"/>
     </w:pPr>
     <w:rPr>
-      <w:rFonts w:asciiTheme="minorHAnsi" w:eastAsiaTheme="majorEastAsia" w:hAnsiTheme="minorHAnsi" w:cstheme="majorBidi"/>
+      <w:rFonts w:eastAsiaTheme="majorEastAsia" w:cstheme="majorBidi"/>
       <w:i/>
       <w:iCs/>
       <w:color w:val="595959" w:themeColor="text1" w:themeTint="A6"/>
-      <w:kern w:val="2"/>
-      <w:sz w:val="24"/>
-      <w:szCs w:val="24"/>
-      <w14:ligatures w14:val="standardContextual"/>
     </w:rPr>
   </w:style>
   <w:style w:type="paragraph" w:styleId="Heading7">
@@ -1159,16 +1221,12 @@
     <w:pPr>
       <w:keepNext/>
       <w:keepLines/>
-      <w:spacing w:before="40" w:after="0" w:line="278" w:lineRule="auto"/>
+      <w:spacing w:before="40" w:after="0"/>
       <w:outlineLvl w:val="6"/>
     </w:pPr>
     <w:rPr>
-      <w:rFonts w:asciiTheme="minorHAnsi" w:eastAsiaTheme="majorEastAsia" w:hAnsiTheme="minorHAnsi" w:cstheme="majorBidi"/>
+      <w:rFonts w:eastAsiaTheme="majorEastAsia" w:cstheme="majorBidi"/>
       <w:color w:val="595959" w:themeColor="text1" w:themeTint="A6"/>
-      <w:kern w:val="2"/>
-      <w:sz w:val="24"/>
-      <w:szCs w:val="24"/>
-      <w14:ligatures w14:val="standardContextual"/>
     </w:rPr>
   </w:style>
   <w:style w:type="paragraph" w:styleId="Heading8">
@@ -1184,18 +1242,14 @@
     <w:pPr>
       <w:keepNext/>
       <w:keepLines/>
-      <w:spacing w:after="0" w:line="278" w:lineRule="auto"/>
+      <w:spacing w:after="0"/>
       <w:outlineLvl w:val="7"/>
     </w:pPr>
     <w:rPr>
-      <w:rFonts w:asciiTheme="minorHAnsi" w:eastAsiaTheme="majorEastAsia" w:hAnsiTheme="minorHAnsi" w:cstheme="majorBidi"/>
+      <w:rFonts w:eastAsiaTheme="majorEastAsia" w:cstheme="majorBidi"/>
       <w:i/>
       <w:iCs/>
       <w:color w:val="272727" w:themeColor="text1" w:themeTint="D8"/>
-      <w:kern w:val="2"/>
-      <w:sz w:val="24"/>
-      <w:szCs w:val="24"/>
-      <w14:ligatures w14:val="standardContextual"/>
     </w:rPr>
   </w:style>
   <w:style w:type="paragraph" w:styleId="Heading9">
@@ -1211,16 +1265,12 @@
     <w:pPr>
       <w:keepNext/>
       <w:keepLines/>
-      <w:spacing w:after="0" w:line="278" w:lineRule="auto"/>
+      <w:spacing w:after="0"/>
       <w:outlineLvl w:val="8"/>
     </w:pPr>
     <w:rPr>
-      <w:rFonts w:asciiTheme="minorHAnsi" w:eastAsiaTheme="majorEastAsia" w:hAnsiTheme="minorHAnsi" w:cstheme="majorBidi"/>
+      <w:rFonts w:eastAsiaTheme="majorEastAsia" w:cstheme="majorBidi"/>
       <w:color w:val="272727" w:themeColor="text1" w:themeTint="D8"/>
-      <w:kern w:val="2"/>
-      <w:sz w:val="24"/>
-      <w:szCs w:val="24"/>
-      <w14:ligatures w14:val="standardContextual"/>
     </w:rPr>
   </w:style>
   <w:style w:type="character" w:default="1" w:styleId="DefaultParagraphFont">
@@ -1387,7 +1437,6 @@
       <w:kern w:val="28"/>
       <w:sz w:val="56"/>
       <w:szCs w:val="56"/>
-      <w14:ligatures w14:val="standardContextual"/>
     </w:rPr>
   </w:style>
   <w:style w:type="character" w:customStyle="1" w:styleId="TitleChar">
@@ -1416,16 +1465,13 @@
       <w:numPr>
         <w:ilvl w:val="1"/>
       </w:numPr>
-      <w:spacing w:after="160" w:line="278" w:lineRule="auto"/>
     </w:pPr>
     <w:rPr>
-      <w:rFonts w:asciiTheme="minorHAnsi" w:eastAsiaTheme="majorEastAsia" w:hAnsiTheme="minorHAnsi" w:cstheme="majorBidi"/>
+      <w:rFonts w:eastAsiaTheme="majorEastAsia" w:cstheme="majorBidi"/>
       <w:color w:val="595959" w:themeColor="text1" w:themeTint="A6"/>
       <w:spacing w:val="15"/>
-      <w:kern w:val="2"/>
       <w:sz w:val="28"/>
       <w:szCs w:val="28"/>
-      <w14:ligatures w14:val="standardContextual"/>
     </w:rPr>
   </w:style>
   <w:style w:type="character" w:customStyle="1" w:styleId="SubtitleChar">
@@ -1451,18 +1497,13 @@
     <w:qFormat/>
     <w:rsid w:val="00E348A3"/>
     <w:pPr>
-      <w:spacing w:before="160" w:after="160" w:line="278" w:lineRule="auto"/>
+      <w:spacing w:before="160"/>
       <w:jc w:val="center"/>
     </w:pPr>
     <w:rPr>
-      <w:rFonts w:asciiTheme="minorHAnsi" w:eastAsiaTheme="minorHAnsi" w:hAnsiTheme="minorHAnsi" w:cstheme="minorBidi"/>
       <w:i/>
       <w:iCs/>
       <w:color w:val="404040" w:themeColor="text1" w:themeTint="BF"/>
-      <w:kern w:val="2"/>
-      <w:sz w:val="24"/>
-      <w:szCs w:val="24"/>
-      <w14:ligatures w14:val="standardContextual"/>
     </w:rPr>
   </w:style>
   <w:style w:type="character" w:customStyle="1" w:styleId="QuoteChar">
@@ -1484,17 +1525,9 @@
     <w:qFormat/>
     <w:rsid w:val="00E348A3"/>
     <w:pPr>
-      <w:spacing w:after="160" w:line="278" w:lineRule="auto"/>
       <w:ind w:left="720"/>
       <w:contextualSpacing/>
     </w:pPr>
-    <w:rPr>
-      <w:rFonts w:asciiTheme="minorHAnsi" w:eastAsiaTheme="minorHAnsi" w:hAnsiTheme="minorHAnsi" w:cstheme="minorBidi"/>
-      <w:kern w:val="2"/>
-      <w:sz w:val="24"/>
-      <w:szCs w:val="24"/>
-      <w14:ligatures w14:val="standardContextual"/>
-    </w:rPr>
   </w:style>
   <w:style w:type="character" w:styleId="IntenseEmphasis">
     <w:name w:val="Intense Emphasis"/>
@@ -1521,19 +1554,14 @@
         <w:top w:val="single" w:sz="4" w:space="10" w:color="0F4761" w:themeColor="accent1" w:themeShade="BF"/>
         <w:bottom w:val="single" w:sz="4" w:space="10" w:color="0F4761" w:themeColor="accent1" w:themeShade="BF"/>
       </w:pBdr>
-      <w:spacing w:before="360" w:after="360" w:line="278" w:lineRule="auto"/>
+      <w:spacing w:before="360" w:after="360"/>
       <w:ind w:left="864" w:right="864"/>
       <w:jc w:val="center"/>
     </w:pPr>
     <w:rPr>
-      <w:rFonts w:asciiTheme="minorHAnsi" w:eastAsiaTheme="minorHAnsi" w:hAnsiTheme="minorHAnsi" w:cstheme="minorBidi"/>
       <w:i/>
       <w:iCs/>
       <w:color w:val="0F4761" w:themeColor="accent1" w:themeShade="BF"/>
-      <w:kern w:val="2"/>
-      <w:sz w:val="24"/>
-      <w:szCs w:val="24"/>
-      <w14:ligatures w14:val="standardContextual"/>
     </w:rPr>
   </w:style>
   <w:style w:type="character" w:customStyle="1" w:styleId="IntenseQuoteChar">
@@ -1640,6 +1668,18 @@
       <w:sz w:val="22"/>
       <w:szCs w:val="22"/>
       <w14:ligatures w14:val="none"/>
+    </w:rPr>
+  </w:style>
+  <w:style w:type="character" w:styleId="UnresolvedMention">
+    <w:name w:val="Unresolved Mention"/>
+    <w:basedOn w:val="DefaultParagraphFont"/>
+    <w:uiPriority w:val="99"/>
+    <w:semiHidden/>
+    <w:unhideWhenUsed/>
+    <w:rsid w:val="00CB736A"/>
+    <w:rPr>
+      <w:color w:val="605E5C"/>
+      <w:shd w:val="clear" w:color="auto" w:fill="E1DFDD"/>
     </w:rPr>
   </w:style>
 </w:styles>
